--- a/plans/9th Grade Technology/9th Grade Monthly Planning/2nd Trimester/9° Technology - August.docx
+++ b/plans/9th Grade Technology/9th Grade Monthly Planning/2nd Trimester/9° Technology - August.docx
@@ -460,151 +460,156 @@
             </w:pPr>
             <w:r>
               <w:rPr>
+                <w:sz w:val="24"/>
+                <w:szCs w:val="24"/>
                 <w:b/>
                 <w:bCs/>
-                <w:sz w:val="24"/>
-                <w:szCs w:val="24"/>
               </w:rPr>
               <w:t>Topic:</w:t>
+            </w:r>
+            <w:r>
+              <w:rPr>
+                <w:sz w:val="24"/>
+                <w:szCs w:val="24"/>
+              </w:rPr>
               <w:br/>
               <w:t>Project readiness</w:t>
-              <w:br/>
-              <w:br/>
-              <w:t>Pre-activities</w:t>
-              <w:br/>
-              <w:t>Review Week 9 practice vocabulary (part 1).</w:t>
-              <w:br/>
-              <w:t>project readiness: Being prepared to begin project work</w:t>
-              <w:br/>
-              <w:t>responsible data: Data used carefully and fairly</w:t>
-              <w:br/>
-              <w:t>deadline: The time when work is due</w:t>
-              <w:br/>
-              <w:t>Check that your question, data table, chart, and conclusion are complete.</w:t>
-              <w:br/>
-              <w:br/>
-              <w:t>While activities</w:t>
-              <w:br/>
-              <w:t>Discuss examples of effort, organization, responsible data use, deadlines, and response to feedback before the graded self-reflection. Use evidence such as completed files, named documents, clean data, revision notes, and on-time submissions.</w:t>
-              <w:br/>
-              <w:br/>
-              <w:t>Post activities</w:t>
-              <w:br/>
-              <w:t>Write one project goal for week 10.</w:t>
-            </w:r>
-            <w:r>
-              <w:rPr>
-                <w:sz w:val="24"/>
-                <w:szCs w:val="24"/>
-              </w:rPr>
-            </w:r>
-            <w:r>
-              <w:rPr>
-                <w:sz w:val="24"/>
-                <w:szCs w:val="24"/>
-              </w:rPr>
-            </w:r>
-            <w:r>
-              <w:rPr>
-                <w:sz w:val="24"/>
-                <w:szCs w:val="24"/>
-              </w:rPr>
-            </w:r>
-            <w:r>
-              <w:rPr>
-                <w:sz w:val="24"/>
-                <w:szCs w:val="24"/>
-              </w:rPr>
-            </w:r>
-            <w:r>
-              <w:rPr>
+            </w:r>
+            <w:r>
+              <w:rPr>
+                <w:sz w:val="24"/>
+                <w:szCs w:val="24"/>
+              </w:rPr>
+              <w:br/>
+              <w:t/>
+            </w:r>
+            <w:r>
+              <w:rPr>
+                <w:sz w:val="24"/>
+                <w:szCs w:val="24"/>
                 <w:b/>
                 <w:bCs/>
-                <w:sz w:val="24"/>
-                <w:szCs w:val="24"/>
-              </w:rPr>
-            </w:r>
-            <w:r>
-              <w:rPr>
-                <w:sz w:val="24"/>
-                <w:szCs w:val="24"/>
-              </w:rPr>
-            </w:r>
-            <w:r>
-              <w:rPr>
-                <w:sz w:val="24"/>
-                <w:szCs w:val="24"/>
-              </w:rPr>
-            </w:r>
-            <w:r>
-              <w:rPr>
-                <w:sz w:val="24"/>
-                <w:szCs w:val="24"/>
-              </w:rPr>
-            </w:r>
-            <w:r>
-              <w:rPr>
-                <w:sz w:val="24"/>
-                <w:szCs w:val="24"/>
-              </w:rPr>
-            </w:r>
-            <w:r>
-              <w:rPr>
-                <w:sz w:val="24"/>
-                <w:szCs w:val="24"/>
-              </w:rPr>
-            </w:r>
-            <w:r>
-              <w:rPr>
-                <w:sz w:val="24"/>
-                <w:szCs w:val="24"/>
-              </w:rPr>
-            </w:r>
-            <w:r>
-              <w:rPr>
-                <w:sz w:val="24"/>
-                <w:szCs w:val="24"/>
-              </w:rPr>
-            </w:r>
-            <w:r>
-              <w:rPr>
+              </w:rPr>
+              <w:br/>
+              <w:t>Class Objective:</w:t>
+            </w:r>
+            <w:r>
+              <w:rPr>
+                <w:sz w:val="24"/>
+                <w:szCs w:val="24"/>
+              </w:rPr>
+              <w:br/>
+              <w:t>Use project evidence to reflect on effort, organization, responsible data use, deadlines, and response to feedback.</w:t>
+            </w:r>
+            <w:r>
+              <w:rPr>
+                <w:sz w:val="24"/>
+                <w:szCs w:val="24"/>
+              </w:rPr>
+              <w:br/>
+              <w:t/>
+            </w:r>
+            <w:r>
+              <w:rPr>
+                <w:sz w:val="24"/>
+                <w:szCs w:val="24"/>
                 <w:b/>
                 <w:bCs/>
-                <w:sz w:val="24"/>
-                <w:szCs w:val="24"/>
-              </w:rPr>
-            </w:r>
-            <w:r>
-              <w:rPr>
-                <w:sz w:val="24"/>
-                <w:szCs w:val="24"/>
-              </w:rPr>
-            </w:r>
-            <w:r>
-              <w:rPr>
-                <w:sz w:val="24"/>
-                <w:szCs w:val="24"/>
-              </w:rPr>
-            </w:r>
-            <w:r>
-              <w:rPr>
-                <w:sz w:val="24"/>
-                <w:szCs w:val="24"/>
-              </w:rPr>
-            </w:r>
-            <w:r>
-              <w:rPr>
+              </w:rPr>
+              <w:br/>
+              <w:t>Pre-activities</w:t>
+            </w:r>
+            <w:r>
+              <w:rPr>
+                <w:sz w:val="24"/>
+                <w:szCs w:val="24"/>
+              </w:rPr>
+              <w:br/>
+              <w:t>Review Week 9 practice vocabulary (part 1).</w:t>
+            </w:r>
+            <w:r>
+              <w:rPr>
+                <w:sz w:val="24"/>
+                <w:szCs w:val="24"/>
+              </w:rPr>
+              <w:br/>
+              <w:t>project readiness: Being prepared to begin project work</w:t>
+            </w:r>
+            <w:r>
+              <w:rPr>
+                <w:sz w:val="24"/>
+                <w:szCs w:val="24"/>
+              </w:rPr>
+              <w:br/>
+              <w:t>responsible data: Data used carefully and fairly</w:t>
+            </w:r>
+            <w:r>
+              <w:rPr>
+                <w:sz w:val="24"/>
+                <w:szCs w:val="24"/>
+              </w:rPr>
+              <w:br/>
+              <w:t>deadline: The time when work is due</w:t>
+            </w:r>
+            <w:r>
+              <w:rPr>
+                <w:sz w:val="24"/>
+                <w:szCs w:val="24"/>
+              </w:rPr>
+              <w:br/>
+              <w:t>Check that your question, data table, chart, and conclusion are complete.</w:t>
+            </w:r>
+            <w:r>
+              <w:rPr>
+                <w:sz w:val="24"/>
+                <w:szCs w:val="24"/>
+              </w:rPr>
+              <w:br/>
+              <w:t/>
+            </w:r>
+            <w:r>
+              <w:rPr>
+                <w:sz w:val="24"/>
+                <w:szCs w:val="24"/>
                 <w:b/>
                 <w:bCs/>
-                <w:sz w:val="24"/>
-                <w:szCs w:val="24"/>
-              </w:rPr>
-            </w:r>
-            <w:r>
-              <w:rPr>
-                <w:sz w:val="24"/>
-                <w:szCs w:val="24"/>
-              </w:rPr>
+              </w:rPr>
+              <w:br/>
+              <w:t>While activities</w:t>
+            </w:r>
+            <w:r>
+              <w:rPr>
+                <w:sz w:val="24"/>
+                <w:szCs w:val="24"/>
+              </w:rPr>
+              <w:br/>
+              <w:t>Discuss examples of effort, organization, responsible data use, deadlines, and response to feedback before the graded self-reflection. Use evidence such as completed files, named documents, clean data, revision notes, and on-time submissions.</w:t>
+            </w:r>
+            <w:r>
+              <w:rPr>
+                <w:sz w:val="24"/>
+                <w:szCs w:val="24"/>
+              </w:rPr>
+              <w:br/>
+              <w:t/>
+            </w:r>
+            <w:r>
+              <w:rPr>
+                <w:sz w:val="24"/>
+                <w:szCs w:val="24"/>
+                <w:b/>
+                <w:bCs/>
+              </w:rPr>
+              <w:br/>
+              <w:t>Post activities</w:t>
+            </w:r>
+            <w:r>
+              <w:rPr>
+                <w:sz w:val="24"/>
+                <w:szCs w:val="24"/>
+              </w:rPr>
+              <w:br/>
+              <w:t>Write one project goal for week 10.</w:t>
             </w:r>
           </w:p>
         </w:tc>
@@ -663,6 +668,31 @@
                 <w:sz w:val="24"/>
                 <w:szCs w:val="24"/>
               </w:rPr>
+              <w:br/>
+            </w:r>
+            <w:r>
+              <w:rPr>
+                <w:sz w:val="24"/>
+                <w:szCs w:val="24"/>
+                <w:b/>
+                <w:bCs/>
+              </w:rPr>
+              <w:t>Class Objective:</w:t>
+            </w:r>
+            <w:r>
+              <w:rPr>
+                <w:sz w:val="24"/>
+                <w:szCs w:val="24"/>
+              </w:rPr>
+              <w:br/>
+              <w:t>Complete a self-reflection about effort, organization, responsible data use, meeting deadlines, and how you responded to feedback.</w:t>
+            </w:r>
+            <w:r>
+              <w:rPr>
+                <w:sz w:val="24"/>
+                <w:szCs w:val="24"/>
+              </w:rPr>
+              <w:br/>
               <w:br/>
             </w:r>
             <w:r>
@@ -954,157 +984,146 @@
             </w:pPr>
             <w:r>
               <w:rPr>
+                <w:sz w:val="24"/>
+                <w:szCs w:val="24"/>
+              </w:rPr>
+              <w:t>Topic: Exam project setup</w:t>
+            </w:r>
+            <w:r>
+              <w:rPr>
+                <w:sz w:val="24"/>
+                <w:szCs w:val="24"/>
+              </w:rPr>
+              <w:br/>
+              <w:t/>
+            </w:r>
+            <w:r>
+              <w:rPr>
+                <w:sz w:val="24"/>
+                <w:szCs w:val="24"/>
                 <w:b/>
                 <w:bCs/>
-                <w:sz w:val="24"/>
-                <w:szCs w:val="24"/>
-              </w:rPr>
-              <w:t>Topic: Exam project setup</w:t>
-              <w:br/>
-              <w:br/>
-              <w:t>Pre-activities</w:t>
-              <w:br/>
-              <w:t>Review Week 10 practice vocabulary (part 1).</w:t>
-              <w:br/>
-              <w:t>clean data: Data that is corrected and organized</w:t>
-              <w:br/>
-              <w:t>visualization: A visual display of data</w:t>
-              <w:br/>
-              <w:t>data story: An explanation that uses data as evidence</w:t>
-              <w:br/>
-              <w:t>Open your project plan and data table.</w:t>
-              <w:br/>
-              <w:br/>
-              <w:t>While activities</w:t>
-              <w:br/>
-              <w:t>Begin Exam Project: Finalize the dataset, clean remaining errors, and confirm the chart or visualization you will use, including title, labels, units, source, and limitation.</w:t>
-              <w:br/>
-              <w:br/>
-              <w:t>Post activities</w:t>
-              <w:br/>
-              <w:t>Save the clean data file and write the next build step.</w:t>
-            </w:r>
-            <w:r>
-              <w:rPr>
+              </w:rPr>
+              <w:br/>
+              <w:t>Class Objective:</w:t>
+            </w:r>
+            <w:r>
+              <w:rPr>
+                <w:sz w:val="24"/>
+                <w:szCs w:val="24"/>
+              </w:rPr>
+              <w:br/>
+              <w:t>Prepare the project dataset, chart or visualization plan, labels, source note, and limitation.</w:t>
+            </w:r>
+            <w:r>
+              <w:rPr>
+                <w:sz w:val="24"/>
+                <w:szCs w:val="24"/>
+              </w:rPr>
+              <w:br/>
+              <w:t/>
+            </w:r>
+            <w:r>
+              <w:rPr>
+                <w:sz w:val="24"/>
+                <w:szCs w:val="24"/>
                 <w:b/>
                 <w:bCs/>
-                <w:sz w:val="24"/>
-                <w:szCs w:val="24"/>
-              </w:rPr>
-            </w:r>
-            <w:r>
-              <w:rPr>
-                <w:sz w:val="24"/>
-                <w:szCs w:val="24"/>
-              </w:rPr>
-            </w:r>
-            <w:r>
-              <w:rPr>
-                <w:sz w:val="24"/>
-                <w:szCs w:val="24"/>
-              </w:rPr>
-            </w:r>
-            <w:r>
-              <w:rPr>
-                <w:sz w:val="24"/>
-                <w:szCs w:val="24"/>
-              </w:rPr>
-            </w:r>
-            <w:r>
-              <w:rPr>
+              </w:rPr>
+              <w:br/>
+              <w:t>Pre-activities</w:t>
+            </w:r>
+            <w:r>
+              <w:rPr>
+                <w:sz w:val="24"/>
+                <w:szCs w:val="24"/>
+              </w:rPr>
+              <w:br/>
+              <w:t>Review Week 10 practice vocabulary (part 1).</w:t>
+            </w:r>
+            <w:r>
+              <w:rPr>
+                <w:sz w:val="24"/>
+                <w:szCs w:val="24"/>
+              </w:rPr>
+              <w:br/>
+              <w:t>clean data: Data that is corrected and organized</w:t>
+            </w:r>
+            <w:r>
+              <w:rPr>
+                <w:sz w:val="24"/>
+                <w:szCs w:val="24"/>
+              </w:rPr>
+              <w:br/>
+              <w:t>visualization: A visual display of data</w:t>
+            </w:r>
+            <w:r>
+              <w:rPr>
+                <w:sz w:val="24"/>
+                <w:szCs w:val="24"/>
+              </w:rPr>
+              <w:br/>
+              <w:t>data story: An explanation that uses data as evidence</w:t>
+            </w:r>
+            <w:r>
+              <w:rPr>
+                <w:sz w:val="24"/>
+                <w:szCs w:val="24"/>
+              </w:rPr>
+              <w:br/>
+              <w:t>Open your project plan and data table.</w:t>
+            </w:r>
+            <w:r>
+              <w:rPr>
+                <w:sz w:val="24"/>
+                <w:szCs w:val="24"/>
+              </w:rPr>
+              <w:br/>
+              <w:t/>
+            </w:r>
+            <w:r>
+              <w:rPr>
+                <w:sz w:val="24"/>
+                <w:szCs w:val="24"/>
                 <w:b/>
                 <w:bCs/>
-                <w:sz w:val="24"/>
-                <w:szCs w:val="24"/>
-              </w:rPr>
-            </w:r>
-            <w:r>
-              <w:rPr>
-                <w:sz w:val="24"/>
-                <w:szCs w:val="24"/>
-              </w:rPr>
-            </w:r>
-            <w:r>
-              <w:rPr>
-                <w:sz w:val="24"/>
-                <w:szCs w:val="24"/>
-              </w:rPr>
-            </w:r>
-            <w:r>
-              <w:rPr>
-                <w:sz w:val="24"/>
-                <w:szCs w:val="24"/>
-              </w:rPr>
-            </w:r>
-            <w:r>
-              <w:rPr>
-                <w:sz w:val="24"/>
-                <w:szCs w:val="24"/>
-              </w:rPr>
-            </w:r>
-            <w:r>
-              <w:rPr>
-                <w:sz w:val="24"/>
-                <w:szCs w:val="24"/>
-              </w:rPr>
-            </w:r>
-            <w:r>
-              <w:rPr>
-                <w:sz w:val="24"/>
-                <w:szCs w:val="24"/>
-              </w:rPr>
-            </w:r>
-            <w:r>
-              <w:rPr>
-                <w:sz w:val="24"/>
-                <w:szCs w:val="24"/>
-              </w:rPr>
-            </w:r>
-            <w:r>
-              <w:rPr>
-                <w:sz w:val="24"/>
-                <w:szCs w:val="24"/>
-              </w:rPr>
-            </w:r>
-            <w:r>
-              <w:rPr>
+              </w:rPr>
+              <w:br/>
+              <w:t>While activities</w:t>
+            </w:r>
+            <w:r>
+              <w:rPr>
+                <w:sz w:val="24"/>
+                <w:szCs w:val="24"/>
+              </w:rPr>
+              <w:br/>
+              <w:t>Begin Exam Project: Finalize the dataset, clean remaining errors, and confirm the chart or visualization you will use, including title, labels, units, source, and limitation.</w:t>
+            </w:r>
+            <w:r>
+              <w:rPr>
+                <w:sz w:val="24"/>
+                <w:szCs w:val="24"/>
+              </w:rPr>
+              <w:br/>
+              <w:t/>
+            </w:r>
+            <w:r>
+              <w:rPr>
+                <w:sz w:val="24"/>
+                <w:szCs w:val="24"/>
                 <w:b/>
                 <w:bCs/>
-                <w:sz w:val="24"/>
-                <w:szCs w:val="24"/>
-              </w:rPr>
-            </w:r>
-            <w:r>
-              <w:rPr>
-                <w:sz w:val="24"/>
-                <w:szCs w:val="24"/>
-              </w:rPr>
-            </w:r>
-            <w:r>
-              <w:rPr>
-                <w:sz w:val="24"/>
-                <w:szCs w:val="24"/>
-              </w:rPr>
-            </w:r>
-            <w:r>
-              <w:rPr>
-                <w:sz w:val="24"/>
-                <w:szCs w:val="24"/>
-              </w:rPr>
-            </w:r>
-            <w:r>
-              <w:rPr>
-                <w:b/>
-                <w:bCs/>
-                <w:sz w:val="24"/>
-                <w:szCs w:val="24"/>
-              </w:rPr>
-            </w:r>
-            <w:r>
-              <w:rPr>
-                <w:sz w:val="24"/>
-                <w:szCs w:val="24"/>
-              </w:rPr>
+              </w:rPr>
+              <w:br/>
+              <w:t>Post activities</w:t>
+            </w:r>
+            <w:r>
+              <w:rPr>
+                <w:sz w:val="24"/>
+                <w:szCs w:val="24"/>
+              </w:rPr>
+              <w:br/>
+              <w:t>Save the clean data file and write the next build step.</w:t>
             </w:r>
           </w:p>
         </w:tc>
@@ -1169,6 +1188,31 @@
                 <w:sz w:val="24"/>
                 <w:szCs w:val="24"/>
               </w:rPr>
+              <w:br/>
+            </w:r>
+            <w:r>
+              <w:rPr>
+                <w:sz w:val="24"/>
+                <w:szCs w:val="24"/>
+                <w:b/>
+                <w:bCs/>
+              </w:rPr>
+              <w:t>Class Objective:</w:t>
+            </w:r>
+            <w:r>
+              <w:rPr>
+                <w:sz w:val="24"/>
+                <w:szCs w:val="24"/>
+              </w:rPr>
+              <w:br/>
+              <w:t>Build the data product with at least one chart, evidence statements, and a clear design.</w:t>
+            </w:r>
+            <w:r>
+              <w:rPr>
+                <w:sz w:val="24"/>
+                <w:szCs w:val="24"/>
+              </w:rPr>
+              <w:br/>
               <w:br/>
             </w:r>
             <w:r>
@@ -1456,149 +1500,146 @@
             </w:pPr>
             <w:r>
               <w:rPr>
+                <w:sz w:val="24"/>
+                <w:szCs w:val="24"/>
+              </w:rPr>
+              <w:t>Topic: Exam project testing</w:t>
+            </w:r>
+            <w:r>
+              <w:rPr>
+                <w:sz w:val="24"/>
+                <w:szCs w:val="24"/>
+              </w:rPr>
+              <w:br/>
+              <w:t/>
+            </w:r>
+            <w:r>
+              <w:rPr>
+                <w:sz w:val="24"/>
+                <w:szCs w:val="24"/>
                 <w:b/>
                 <w:bCs/>
-                <w:sz w:val="24"/>
-                <w:szCs w:val="24"/>
-              </w:rPr>
-              <w:t>Topic: Exam project testing</w:t>
-              <w:br/>
-              <w:br/>
-              <w:t>Pre-activities</w:t>
-              <w:br/>
-              <w:t>Review Week 11 practice vocabulary (part 1).</w:t>
-              <w:br/>
-              <w:t>peer feedback: Helpful comments from a classmate</w:t>
-              <w:br/>
-              <w:t>calculation: A math result found by using numbers</w:t>
-              <w:br/>
-              <w:t>label: A name or short description</w:t>
-              <w:br/>
-              <w:t>Ask a partner to read your main finding without extra explanation.</w:t>
-              <w:br/>
-              <w:br/>
-              <w:t>While activities</w:t>
-              <w:br/>
-              <w:t>Continue Exam Project: Test clarity, fix labels, check calculations, and revise the conclusion so it matches the evidence. Ask one peer to identify the main finding in 30 seconds.</w:t>
-              <w:br/>
-              <w:br/>
-              <w:t>Post activities</w:t>
-              <w:br/>
-              <w:t>Write one change made because of peer feedback.</w:t>
-            </w:r>
-            <w:r>
-              <w:rPr>
-                <w:sz w:val="24"/>
-                <w:szCs w:val="24"/>
-              </w:rPr>
-            </w:r>
-            <w:r>
-              <w:rPr>
-                <w:sz w:val="24"/>
-                <w:szCs w:val="24"/>
-              </w:rPr>
-            </w:r>
-            <w:r>
-              <w:rPr>
-                <w:sz w:val="24"/>
-                <w:szCs w:val="24"/>
-              </w:rPr>
-            </w:r>
-            <w:r>
-              <w:rPr>
-                <w:sz w:val="24"/>
-                <w:szCs w:val="24"/>
-              </w:rPr>
-            </w:r>
-            <w:r>
-              <w:rPr>
-                <w:sz w:val="24"/>
-                <w:szCs w:val="24"/>
-              </w:rPr>
-            </w:r>
-            <w:r>
-              <w:rPr>
+              </w:rPr>
+              <w:br/>
+              <w:t>Class Objective:</w:t>
+            </w:r>
+            <w:r>
+              <w:rPr>
+                <w:sz w:val="24"/>
+                <w:szCs w:val="24"/>
+              </w:rPr>
+              <w:br/>
+              <w:t>Test clarity, fix labels, check calculations, and revise the conclusion so it matches the evidence.</w:t>
+            </w:r>
+            <w:r>
+              <w:rPr>
+                <w:sz w:val="24"/>
+                <w:szCs w:val="24"/>
+              </w:rPr>
+              <w:br/>
+              <w:t/>
+            </w:r>
+            <w:r>
+              <w:rPr>
+                <w:sz w:val="24"/>
+                <w:szCs w:val="24"/>
                 <w:b/>
                 <w:bCs/>
-                <w:sz w:val="24"/>
-                <w:szCs w:val="24"/>
-              </w:rPr>
-            </w:r>
-            <w:r>
-              <w:rPr>
-                <w:sz w:val="24"/>
-                <w:szCs w:val="24"/>
-              </w:rPr>
-            </w:r>
-            <w:r>
-              <w:rPr>
-                <w:sz w:val="24"/>
-                <w:szCs w:val="24"/>
-              </w:rPr>
-            </w:r>
-            <w:r>
-              <w:rPr>
-                <w:sz w:val="24"/>
-                <w:szCs w:val="24"/>
-              </w:rPr>
-            </w:r>
-            <w:r>
-              <w:rPr>
-                <w:sz w:val="24"/>
-                <w:szCs w:val="24"/>
-              </w:rPr>
-            </w:r>
-            <w:r>
-              <w:rPr>
-                <w:sz w:val="24"/>
-                <w:szCs w:val="24"/>
-              </w:rPr>
-            </w:r>
-            <w:r>
-              <w:rPr>
-                <w:sz w:val="24"/>
-                <w:szCs w:val="24"/>
-              </w:rPr>
-            </w:r>
-            <w:r>
-              <w:rPr>
+              </w:rPr>
+              <w:br/>
+              <w:t>Pre-activities</w:t>
+            </w:r>
+            <w:r>
+              <w:rPr>
+                <w:sz w:val="24"/>
+                <w:szCs w:val="24"/>
+              </w:rPr>
+              <w:br/>
+              <w:t>Review Week 11 practice vocabulary (part 1).</w:t>
+            </w:r>
+            <w:r>
+              <w:rPr>
+                <w:sz w:val="24"/>
+                <w:szCs w:val="24"/>
+              </w:rPr>
+              <w:br/>
+              <w:t>peer feedback: Helpful comments from a classmate</w:t>
+            </w:r>
+            <w:r>
+              <w:rPr>
+                <w:sz w:val="24"/>
+                <w:szCs w:val="24"/>
+              </w:rPr>
+              <w:br/>
+              <w:t>calculation: A math result found by using numbers</w:t>
+            </w:r>
+            <w:r>
+              <w:rPr>
+                <w:sz w:val="24"/>
+                <w:szCs w:val="24"/>
+              </w:rPr>
+              <w:br/>
+              <w:t>label: A name or short description</w:t>
+            </w:r>
+            <w:r>
+              <w:rPr>
+                <w:sz w:val="24"/>
+                <w:szCs w:val="24"/>
+              </w:rPr>
+              <w:br/>
+              <w:t>Ask a partner to read your main finding without extra explanation.</w:t>
+            </w:r>
+            <w:r>
+              <w:rPr>
+                <w:sz w:val="24"/>
+                <w:szCs w:val="24"/>
+              </w:rPr>
+              <w:br/>
+              <w:t/>
+            </w:r>
+            <w:r>
+              <w:rPr>
+                <w:sz w:val="24"/>
+                <w:szCs w:val="24"/>
                 <w:b/>
                 <w:bCs/>
-                <w:sz w:val="24"/>
-                <w:szCs w:val="24"/>
-              </w:rPr>
-            </w:r>
-            <w:r>
-              <w:rPr>
-                <w:sz w:val="24"/>
-                <w:szCs w:val="24"/>
-              </w:rPr>
-            </w:r>
-            <w:r>
-              <w:rPr>
-                <w:sz w:val="24"/>
-                <w:szCs w:val="24"/>
-              </w:rPr>
-            </w:r>
-            <w:r>
-              <w:rPr>
-                <w:sz w:val="24"/>
-                <w:szCs w:val="24"/>
-              </w:rPr>
-            </w:r>
-            <w:r>
-              <w:rPr>
+              </w:rPr>
+              <w:br/>
+              <w:t>While activities</w:t>
+            </w:r>
+            <w:r>
+              <w:rPr>
+                <w:sz w:val="24"/>
+                <w:szCs w:val="24"/>
+              </w:rPr>
+              <w:br/>
+              <w:t>Continue Exam Project: Test clarity, fix labels, check calculations, and revise the conclusion so it matches the evidence. Ask one peer to identify the main finding in 30 seconds.</w:t>
+            </w:r>
+            <w:r>
+              <w:rPr>
+                <w:sz w:val="24"/>
+                <w:szCs w:val="24"/>
+              </w:rPr>
+              <w:br/>
+              <w:t/>
+            </w:r>
+            <w:r>
+              <w:rPr>
+                <w:sz w:val="24"/>
+                <w:szCs w:val="24"/>
                 <w:b/>
                 <w:bCs/>
-                <w:sz w:val="24"/>
-                <w:szCs w:val="24"/>
-              </w:rPr>
-            </w:r>
-            <w:r>
-              <w:rPr>
-                <w:sz w:val="24"/>
-                <w:szCs w:val="24"/>
-              </w:rPr>
+              </w:rPr>
+              <w:br/>
+              <w:t>Post activities</w:t>
+            </w:r>
+            <w:r>
+              <w:rPr>
+                <w:sz w:val="24"/>
+                <w:szCs w:val="24"/>
+              </w:rPr>
+              <w:br/>
+              <w:t>Write one change made because of peer feedback.</w:t>
             </w:r>
           </w:p>
         </w:tc>
@@ -1663,6 +1704,31 @@
                 <w:sz w:val="24"/>
                 <w:szCs w:val="24"/>
               </w:rPr>
+              <w:br/>
+            </w:r>
+            <w:r>
+              <w:rPr>
+                <w:sz w:val="24"/>
+                <w:szCs w:val="24"/>
+                <w:b/>
+                <w:bCs/>
+              </w:rPr>
+              <w:t>Class Objective:</w:t>
+            </w:r>
+            <w:r>
+              <w:rPr>
+                <w:sz w:val="24"/>
+                <w:szCs w:val="24"/>
+              </w:rPr>
+              <w:br/>
+              <w:t>Complete the data product, explanation, reflection, and final file check.</w:t>
+            </w:r>
+            <w:r>
+              <w:rPr>
+                <w:sz w:val="24"/>
+                <w:szCs w:val="24"/>
+              </w:rPr>
+              <w:br/>
               <w:br/>
             </w:r>
             <w:r>
@@ -1972,6 +2038,31 @@
             </w:r>
             <w:r>
               <w:rPr>
+                <w:sz w:val="24"/>
+                <w:szCs w:val="24"/>
+                <w:b/>
+                <w:bCs/>
+              </w:rPr>
+              <w:t>Class Objective:</w:t>
+            </w:r>
+            <w:r>
+              <w:rPr>
+                <w:sz w:val="24"/>
+                <w:szCs w:val="24"/>
+              </w:rPr>
+              <w:br/>
+              <w:t>Rehearse the data project explanation and draft the final reflection so the formal demonstration is ready for the 90-minute class.</w:t>
+            </w:r>
+            <w:r>
+              <w:rPr>
+                <w:sz w:val="24"/>
+                <w:szCs w:val="24"/>
+              </w:rPr>
+              <w:br/>
+              <w:br/>
+            </w:r>
+            <w:r>
+              <w:rPr>
                 <w:b/>
                 <w:bCs/>
                 <w:sz w:val="24"/>
@@ -2145,6 +2236,31 @@
                 <w:sz w:val="24"/>
                 <w:szCs w:val="24"/>
               </w:rPr>
+              <w:br/>
+            </w:r>
+            <w:r>
+              <w:rPr>
+                <w:sz w:val="24"/>
+                <w:szCs w:val="24"/>
+                <w:b/>
+                <w:bCs/>
+              </w:rPr>
+              <w:t>Class Objective:</w:t>
+            </w:r>
+            <w:r>
+              <w:rPr>
+                <w:sz w:val="24"/>
+                <w:szCs w:val="24"/>
+              </w:rPr>
+              <w:br/>
+              <w:t>Present the data question, method, chart, conclusion, limitation, recommendation, and final product.</w:t>
+            </w:r>
+            <w:r>
+              <w:rPr>
+                <w:sz w:val="24"/>
+                <w:szCs w:val="24"/>
+              </w:rPr>
+              <w:br/>
               <w:br/>
             </w:r>
             <w:r>
@@ -9663,19 +9779,6 @@
       <w:szCs w:val="30"/>
     </w:rPr>
   </w:style>
-  <w:style w:type="table" w:customStyle="1" w:styleId="a">
-    <w:basedOn w:val="TableNormal4"/>
-    <w:tblPr>
-      <w:tblStyleRowBandSize w:val="1"/>
-      <w:tblStyleColBandSize w:val="1"/>
-      <w:tblCellMar>
-        <w:top w:w="100" w:type="dxa"/>
-        <w:left w:w="100" w:type="dxa"/>
-        <w:bottom w:w="100" w:type="dxa"/>
-        <w:right w:w="100" w:type="dxa"/>
-      </w:tblCellMar>
-    </w:tblPr>
-  </w:style>
   <w:style w:type="paragraph" w:styleId="ListParagraph">
     <w:name w:val="List Paragraph"/>
     <w:basedOn w:val="Normal"/>
@@ -10013,238 +10116,6 @@
       <w:szCs w:val="24"/>
     </w:rPr>
   </w:style>
-  <w:style w:type="table" w:customStyle="1" w:styleId="a0">
-    <w:basedOn w:val="TableNormal4"/>
-    <w:pPr>
-      <w:spacing w:line="240" w:lineRule="auto"/>
-    </w:pPr>
-    <w:tblPr>
-      <w:tblStyleRowBandSize w:val="1"/>
-      <w:tblStyleColBandSize w:val="1"/>
-      <w:tblCellMar>
-        <w:left w:w="108" w:type="dxa"/>
-        <w:right w:w="108" w:type="dxa"/>
-      </w:tblCellMar>
-    </w:tblPr>
-  </w:style>
-  <w:style w:type="table" w:customStyle="1" w:styleId="a1">
-    <w:basedOn w:val="TableNormal4"/>
-    <w:pPr>
-      <w:spacing w:line="240" w:lineRule="auto"/>
-    </w:pPr>
-    <w:tblPr>
-      <w:tblStyleRowBandSize w:val="1"/>
-      <w:tblStyleColBandSize w:val="1"/>
-      <w:tblCellMar>
-        <w:left w:w="108" w:type="dxa"/>
-        <w:right w:w="108" w:type="dxa"/>
-      </w:tblCellMar>
-    </w:tblPr>
-  </w:style>
-  <w:style w:type="table" w:customStyle="1" w:styleId="a2">
-    <w:basedOn w:val="TableNormal4"/>
-    <w:pPr>
-      <w:spacing w:line="240" w:lineRule="auto"/>
-    </w:pPr>
-    <w:tblPr>
-      <w:tblStyleRowBandSize w:val="1"/>
-      <w:tblStyleColBandSize w:val="1"/>
-      <w:tblCellMar>
-        <w:left w:w="108" w:type="dxa"/>
-        <w:right w:w="108" w:type="dxa"/>
-      </w:tblCellMar>
-    </w:tblPr>
-  </w:style>
-  <w:style w:type="table" w:customStyle="1" w:styleId="a3">
-    <w:basedOn w:val="TableNormal4"/>
-    <w:pPr>
-      <w:spacing w:line="240" w:lineRule="auto"/>
-    </w:pPr>
-    <w:tblPr>
-      <w:tblStyleRowBandSize w:val="1"/>
-      <w:tblStyleColBandSize w:val="1"/>
-      <w:tblCellMar>
-        <w:left w:w="108" w:type="dxa"/>
-        <w:right w:w="108" w:type="dxa"/>
-      </w:tblCellMar>
-    </w:tblPr>
-  </w:style>
-  <w:style w:type="table" w:customStyle="1" w:styleId="a4">
-    <w:basedOn w:val="TableNormal4"/>
-    <w:pPr>
-      <w:spacing w:line="240" w:lineRule="auto"/>
-    </w:pPr>
-    <w:tblPr>
-      <w:tblStyleRowBandSize w:val="1"/>
-      <w:tblStyleColBandSize w:val="1"/>
-      <w:tblCellMar>
-        <w:left w:w="108" w:type="dxa"/>
-        <w:right w:w="108" w:type="dxa"/>
-      </w:tblCellMar>
-    </w:tblPr>
-  </w:style>
-  <w:style w:type="table" w:customStyle="1" w:styleId="a5">
-    <w:basedOn w:val="TableNormal4"/>
-    <w:pPr>
-      <w:spacing w:line="240" w:lineRule="auto"/>
-    </w:pPr>
-    <w:tblPr>
-      <w:tblStyleRowBandSize w:val="1"/>
-      <w:tblStyleColBandSize w:val="1"/>
-      <w:tblCellMar>
-        <w:left w:w="108" w:type="dxa"/>
-        <w:right w:w="108" w:type="dxa"/>
-      </w:tblCellMar>
-    </w:tblPr>
-  </w:style>
-  <w:style w:type="table" w:customStyle="1" w:styleId="a6">
-    <w:basedOn w:val="TableNormal4"/>
-    <w:pPr>
-      <w:spacing w:line="240" w:lineRule="auto"/>
-    </w:pPr>
-    <w:tblPr>
-      <w:tblStyleRowBandSize w:val="1"/>
-      <w:tblStyleColBandSize w:val="1"/>
-      <w:tblCellMar>
-        <w:left w:w="108" w:type="dxa"/>
-        <w:right w:w="108" w:type="dxa"/>
-      </w:tblCellMar>
-    </w:tblPr>
-  </w:style>
-  <w:style w:type="table" w:customStyle="1" w:styleId="a7">
-    <w:basedOn w:val="TableNormal4"/>
-    <w:pPr>
-      <w:spacing w:line="240" w:lineRule="auto"/>
-    </w:pPr>
-    <w:tblPr>
-      <w:tblStyleRowBandSize w:val="1"/>
-      <w:tblStyleColBandSize w:val="1"/>
-      <w:tblCellMar>
-        <w:left w:w="108" w:type="dxa"/>
-        <w:right w:w="108" w:type="dxa"/>
-      </w:tblCellMar>
-    </w:tblPr>
-  </w:style>
-  <w:style w:type="table" w:customStyle="1" w:styleId="a8">
-    <w:basedOn w:val="TableNormal4"/>
-    <w:pPr>
-      <w:spacing w:line="240" w:lineRule="auto"/>
-    </w:pPr>
-    <w:tblPr>
-      <w:tblStyleRowBandSize w:val="1"/>
-      <w:tblStyleColBandSize w:val="1"/>
-      <w:tblCellMar>
-        <w:left w:w="108" w:type="dxa"/>
-        <w:right w:w="108" w:type="dxa"/>
-      </w:tblCellMar>
-    </w:tblPr>
-  </w:style>
-  <w:style w:type="table" w:customStyle="1" w:styleId="a9">
-    <w:basedOn w:val="TableNormal4"/>
-    <w:pPr>
-      <w:spacing w:line="240" w:lineRule="auto"/>
-    </w:pPr>
-    <w:tblPr>
-      <w:tblStyleRowBandSize w:val="1"/>
-      <w:tblStyleColBandSize w:val="1"/>
-      <w:tblCellMar>
-        <w:left w:w="108" w:type="dxa"/>
-        <w:right w:w="108" w:type="dxa"/>
-      </w:tblCellMar>
-    </w:tblPr>
-  </w:style>
-  <w:style w:type="table" w:customStyle="1" w:styleId="aa">
-    <w:basedOn w:val="TableNormal4"/>
-    <w:pPr>
-      <w:spacing w:line="240" w:lineRule="auto"/>
-    </w:pPr>
-    <w:tblPr>
-      <w:tblStyleRowBandSize w:val="1"/>
-      <w:tblStyleColBandSize w:val="1"/>
-      <w:tblCellMar>
-        <w:left w:w="108" w:type="dxa"/>
-        <w:right w:w="108" w:type="dxa"/>
-      </w:tblCellMar>
-    </w:tblPr>
-  </w:style>
-  <w:style w:type="table" w:customStyle="1" w:styleId="ab">
-    <w:basedOn w:val="TableNormal4"/>
-    <w:pPr>
-      <w:spacing w:line="240" w:lineRule="auto"/>
-    </w:pPr>
-    <w:tblPr>
-      <w:tblStyleRowBandSize w:val="1"/>
-      <w:tblStyleColBandSize w:val="1"/>
-      <w:tblCellMar>
-        <w:left w:w="108" w:type="dxa"/>
-        <w:right w:w="108" w:type="dxa"/>
-      </w:tblCellMar>
-    </w:tblPr>
-  </w:style>
-  <w:style w:type="table" w:customStyle="1" w:styleId="ac">
-    <w:basedOn w:val="TableNormal1"/>
-    <w:pPr>
-      <w:spacing w:line="240" w:lineRule="auto"/>
-    </w:pPr>
-    <w:tblPr>
-      <w:tblStyleRowBandSize w:val="1"/>
-      <w:tblStyleColBandSize w:val="1"/>
-      <w:tblCellMar>
-        <w:top w:w="100" w:type="dxa"/>
-        <w:left w:w="108" w:type="dxa"/>
-        <w:bottom w:w="100" w:type="dxa"/>
-        <w:right w:w="108" w:type="dxa"/>
-      </w:tblCellMar>
-    </w:tblPr>
-  </w:style>
-  <w:style w:type="table" w:customStyle="1" w:styleId="ad">
-    <w:basedOn w:val="TableNormal1"/>
-    <w:pPr>
-      <w:spacing w:line="240" w:lineRule="auto"/>
-    </w:pPr>
-    <w:tblPr>
-      <w:tblStyleRowBandSize w:val="1"/>
-      <w:tblStyleColBandSize w:val="1"/>
-      <w:tblCellMar>
-        <w:top w:w="100" w:type="dxa"/>
-        <w:left w:w="108" w:type="dxa"/>
-        <w:bottom w:w="100" w:type="dxa"/>
-        <w:right w:w="108" w:type="dxa"/>
-      </w:tblCellMar>
-    </w:tblPr>
-  </w:style>
-  <w:style w:type="table" w:customStyle="1" w:styleId="ae">
-    <w:basedOn w:val="TableNormal1"/>
-    <w:pPr>
-      <w:spacing w:line="240" w:lineRule="auto"/>
-    </w:pPr>
-    <w:tblPr>
-      <w:tblStyleRowBandSize w:val="1"/>
-      <w:tblStyleColBandSize w:val="1"/>
-      <w:tblCellMar>
-        <w:top w:w="100" w:type="dxa"/>
-        <w:left w:w="108" w:type="dxa"/>
-        <w:bottom w:w="100" w:type="dxa"/>
-        <w:right w:w="108" w:type="dxa"/>
-      </w:tblCellMar>
-    </w:tblPr>
-  </w:style>
-  <w:style w:type="table" w:customStyle="1" w:styleId="af">
-    <w:basedOn w:val="TableNormal1"/>
-    <w:pPr>
-      <w:spacing w:line="240" w:lineRule="auto"/>
-    </w:pPr>
-    <w:tblPr>
-      <w:tblStyleRowBandSize w:val="1"/>
-      <w:tblStyleColBandSize w:val="1"/>
-      <w:tblCellMar>
-        <w:top w:w="100" w:type="dxa"/>
-        <w:left w:w="108" w:type="dxa"/>
-        <w:bottom w:w="100" w:type="dxa"/>
-        <w:right w:w="108" w:type="dxa"/>
-      </w:tblCellMar>
-    </w:tblPr>
-  </w:style>
   <w:style w:type="character" w:styleId="Strong">
     <w:name w:val="Strong"/>
     <w:basedOn w:val="DefaultParagraphFont"/>
@@ -10255,19 +10126,6 @@
       <w:b/>
       <w:bCs/>
     </w:rPr>
-  </w:style>
-  <w:style w:type="table" w:customStyle="1" w:styleId="af0">
-    <w:basedOn w:val="TableNormal"/>
-    <w:tblPr>
-      <w:tblStyleRowBandSize w:val="1"/>
-      <w:tblStyleColBandSize w:val="1"/>
-      <w:tblCellMar>
-        <w:top w:w="15" w:type="dxa"/>
-        <w:left w:w="15" w:type="dxa"/>
-        <w:bottom w:w="15" w:type="dxa"/>
-        <w:right w:w="15" w:type="dxa"/>
-      </w:tblCellMar>
-    </w:tblPr>
   </w:style>
   <w:style w:type="character" w:styleId="Hyperlink">
     <w:name w:val="Hyperlink"/>
